--- a/uploads/Proposta/PropostaRAM - PRODUTORES_RAM_.docx
+++ b/uploads/Proposta/PropostaRAM - PRODUTORES_RAM_.docx
@@ -614,7 +614,15 @@
             <w:rPr>
               <w:rFonts w:ascii="Abel" w:hAnsi="Abel" w:cs="Abel"/>
             </w:rPr>
+            <w:t xml:space="preserve">VALOR DOS PRODUTORES: R$ 84.000</w:t>
+            <w:br/>
+            <w:t xml:space="preserve">HOSPEDAGEM 5 PESSOAS DE SP : R$ 11.200,00</w:t>
+            <w:br/>
+            <w:t xml:space="preserve">PASSAGEM: R$ 10.000,00</w:t>
+            <w:br/>
             <w:t xml:space="preserve"/>
+            <w:br/>
+            <w:t xml:space="preserve">PROPOSTA INICIAL: R$ 105.200,00</w:t>
           </w:r>
         </w:t>
       </w:r>
@@ -1839,7 +1847,7 @@
           <w:sz w:val="24"/>
           <w:szCs w:val="24"/>
         </w:rPr>
-        <w:t xml:space="preserve">R$ 79.547,40</w:t>
+        <w:t xml:space="preserve">R$ 105.200,00</w:t>
       </w:r>
       <w:r>
         <w:rPr>
@@ -2018,7 +2026,7 @@
           <w:i/>
           <w:iCs/>
         </w:rPr>
-        <w:t xml:space="preserve">29/01/2026</w:t>
+        <w:t xml:space="preserve">24/02/2026</w:t>
       </w:r>
     </w:p>
     <w:p>

--- a/uploads/Proposta/PropostaRAM - PRODUTORES_RAM_.docx
+++ b/uploads/Proposta/PropostaRAM - PRODUTORES_RAM_.docx
@@ -952,7 +952,7 @@
           <w:sz w:val="24"/>
           <w:szCs w:val="24"/>
         </w:rPr>
-        <w:t xml:space="preserve">• 1 Atendimento Operacional, (A E B COPACABANA PALACE), 1 Diária(s), de: 04/03/2026 até: 04/03/2026</w:t>
+        <w:t xml:space="preserve">• 2 Atendimento Operacional, (A E B COPACABANA PALACE), 1 Diária(s), de: 04/03/2026 até: 04/03/2026</w:t>
       </w:r>
     </w:p>
     <w:p>
@@ -1132,6 +1132,26 @@
           <w:sz w:val="24"/>
           <w:szCs w:val="24"/>
         </w:rPr>
+        <w:t xml:space="preserve">• 1 Coordenador De Staff, (BACK UP EXTRA), 6 Diária(s), de: 01/03/2026 até: 06/03/2026</w:t>
+      </w:r>
+    </w:p>
+    <w:p>
+      <w:pPr>
+        <w:pStyle w:val="PargrafodaLista"/>
+        <w:spacing w:line="285" w:lineRule="atLeast"/>
+        <w:ind w:left="0"/>
+        <w:rPr>
+          <w:rFonts w:ascii="Abel" w:hAnsi="Abel"/>
+          <w:sz w:val="24"/>
+          <w:szCs w:val="24"/>
+        </w:rPr>
+      </w:pPr>
+      <w:r>
+        <w:rPr>
+          <w:rFonts w:ascii="Abel" w:hAnsi="Abel"/>
+          <w:sz w:val="24"/>
+          <w:szCs w:val="24"/>
+        </w:rPr>
         <w:t xml:space="preserve">• 1 Coordenador Operacional 1, (BILINGUE - GRUPO HAP - AEROPORTO GALEÃO), 1 Diária(s), de: 28/02/2026 até: 28/02/2026</w:t>
       </w:r>
     </w:p>
@@ -1292,6 +1312,26 @@
           <w:sz w:val="24"/>
           <w:szCs w:val="24"/>
         </w:rPr>
+        <w:t xml:space="preserve">• 2 Atendimento Operacional PavilhãO - BilíNgue, (PASSEIOS), 1 Diária(s), de: 02/03/2026 até: 02/03/2026</w:t>
+      </w:r>
+    </w:p>
+    <w:p>
+      <w:pPr>
+        <w:pStyle w:val="PargrafodaLista"/>
+        <w:spacing w:line="285" w:lineRule="atLeast"/>
+        <w:ind w:left="0"/>
+        <w:rPr>
+          <w:rFonts w:ascii="Abel" w:hAnsi="Abel"/>
+          <w:sz w:val="24"/>
+          <w:szCs w:val="24"/>
+        </w:rPr>
+      </w:pPr>
+      <w:r>
+        <w:rPr>
+          <w:rFonts w:ascii="Abel" w:hAnsi="Abel"/>
+          <w:sz w:val="24"/>
+          <w:szCs w:val="24"/>
+        </w:rPr>
         <w:t xml:space="preserve">• 1 Atendimento Operacional, (PRODUTOR ARTISTICO), 1 Diária(s), de: 04/03/2026 até: 04/03/2026</w:t>
       </w:r>
     </w:p>
@@ -1573,6 +1613,26 @@
           <w:szCs w:val="24"/>
         </w:rPr>
         <w:t xml:space="preserve">• 1 Atendimento Operacional, (REFRESHMENT AREA E FESTA WELCOME  NOTURNO), 1 Diária(s), de: 05/03/2026 até: 05/03/2026</w:t>
+      </w:r>
+    </w:p>
+    <w:p>
+      <w:pPr>
+        <w:pStyle w:val="PargrafodaLista"/>
+        <w:spacing w:line="285" w:lineRule="atLeast"/>
+        <w:ind w:left="0"/>
+        <w:rPr>
+          <w:rFonts w:ascii="Abel" w:hAnsi="Abel"/>
+          <w:sz w:val="24"/>
+          <w:szCs w:val="24"/>
+        </w:rPr>
+      </w:pPr>
+      <w:r>
+        <w:rPr>
+          <w:rFonts w:ascii="Abel" w:hAnsi="Abel"/>
+          <w:sz w:val="24"/>
+          <w:szCs w:val="24"/>
+        </w:rPr>
+        <w:t xml:space="preserve">• 1 Fiscal De MarcaçãO, 2 Diária(s), de: 26/02/2026 até: 27/02/2026</w:t>
       </w:r>
     </w:p>
     <w:p>
@@ -2026,7 +2086,7 @@
           <w:i/>
           <w:iCs/>
         </w:rPr>
-        <w:t xml:space="preserve">24/02/2026</w:t>
+        <w:t xml:space="preserve">09/03/2026</w:t>
       </w:r>
     </w:p>
     <w:p>
